--- a/engine/svx/qa/unit/data/stylePaneRecommended.docx
+++ b/engine/svx/qa/unit/data/stylePaneRecommended.docx
@@ -7,6 +7,9 @@
         <w:pStyle w:val="PlainStyle"/>
       </w:pPr>
       <w:r>
+        <w:rPr>
+          <w:rStyle w:val="PlainChar"/>
+        </w:rPr>
         <w:t>Text</w:t>
       </w:r>
     </w:p>
@@ -30,5 +33,18 @@
     <w:name w:val="Plain Style"/>
     <w:basedOn w:val="Normal"/>
   </w:style>
+  <w:style w:type="character" w:customStyle="1" w:styleId="RecoChar">
+    <w:name w:val="Reco Char"/>
+    <w:qFormat/>
+    <w:rPr>
+      <w:b/>
+    </w:rPr>
+  </w:style>
+  <w:style w:type="character" w:customStyle="1" w:styleId="PlainChar">
+    <w:name w:val="Plain Char"/>
+    <w:rPr>
+      <w:i/>
+    </w:rPr>
+  </w:style>
 </w:styles>
 </file>